--- a/notes/workandedvariables_jan26release.docx
+++ b/notes/workandedvariables_jan26release.docx
@@ -19,149 +19,91 @@
     </w:p>
     <w:p>
       <w:r>
-        <w:t>ALCOHOL_BEER_MTH_1_1</w:t>
-      </w:r>
-      <w:r>
-        <w:t xml:space="preserve"> </w:t>
-      </w:r>
-    </w:p>
-    <w:p>
-      <w:r>
-        <w:t>In an average MONTH, how many pints of beer or cider would you drink</w:t>
-      </w:r>
-      <w:proofErr w:type="gramStart"/>
-      <w:r>
-        <w:t>?</w:t>
-      </w:r>
-      <w:r>
-        <w:t>~</w:t>
-      </w:r>
-      <w:proofErr w:type="gramEnd"/>
-      <w:r>
-        <w:t>20k</w:t>
-      </w:r>
-    </w:p>
-    <w:p>
-      <w:r>
-        <w:t>ALCOHOL_BEER_MTH_2</w:t>
+        <w:t>EDU_COMP_AGE_1_1</w:t>
+      </w:r>
+    </w:p>
+    <w:p>
+      <w:r>
+        <w:t>At what age did you complete your continuous full time education?</w:t>
+      </w:r>
+      <w:r>
+        <w:t xml:space="preserve"> ~50K</w:t>
+      </w:r>
+    </w:p>
+    <w:p>
+      <w:r>
+        <w:t>EDU_COMP_AGE</w:t>
+      </w:r>
+      <w:r>
+        <w:t>_2</w:t>
       </w:r>
       <w:r>
         <w:t>_1</w:t>
       </w:r>
-      <w:r>
-        <w:t xml:space="preserve"> </w:t>
-      </w:r>
-    </w:p>
-    <w:p>
-      <w:r>
-        <w:t>In an average MONTH, how many pints of beer or cider would you drink?</w:t>
-      </w:r>
-      <w:r>
-        <w:t xml:space="preserve"> ~ 600k</w:t>
-      </w:r>
-    </w:p>
-    <w:p>
-      <w:r>
-        <w:t>ALCOHOL_BEER_WK_1_1</w:t>
-      </w:r>
-    </w:p>
-    <w:p>
-      <w:r>
-        <w:t>In an average WEEK, how many pints of beer or cider would you drink?</w:t>
-      </w:r>
-      <w:r>
-        <w:t xml:space="preserve"> ~&gt;1mil</w:t>
-      </w:r>
-    </w:p>
-    <w:p>
-      <w:r>
-        <w:t>ALCOHOL_CHG_1_1</w:t>
-      </w:r>
-    </w:p>
-    <w:p>
-      <w:r>
-        <w:t>Compared to 10 years ago, do you drink?</w:t>
-      </w:r>
-      <w:r>
-        <w:t xml:space="preserve"> (</w:t>
-      </w:r>
-      <w:proofErr w:type="gramStart"/>
-      <w:r>
-        <w:t>more</w:t>
-      </w:r>
-      <w:proofErr w:type="gramEnd"/>
-      <w:r>
-        <w:t>, less, same) ~1.5mil</w:t>
-      </w:r>
-    </w:p>
-    <w:p>
-      <w:r>
-        <w:t>ALCOHOL_CHG_ABST_REASON_1_1</w:t>
-      </w:r>
-    </w:p>
-    <w:p>
-      <w:r>
-        <w:t>Why did you stop drinking alcohol?</w:t>
-      </w:r>
-      <w:r>
-        <w:t xml:space="preserve"> ~2k</w:t>
-      </w:r>
-    </w:p>
-    <w:p>
-      <w:r>
-        <w:t>ALCOHOL_CHG_ABST_REASON_2_M</w:t>
-      </w:r>
-    </w:p>
-    <w:p>
-      <w:r>
-        <w:t>Which of the following, if any, do you think contributed to you stopping drinking alcohol?</w:t>
-      </w:r>
-      <w:r>
-        <w:t xml:space="preserve"> ~120k</w:t>
-      </w:r>
-    </w:p>
-    <w:p>
-      <w:r>
-        <w:t>ALCOHOL_CHG_</w:t>
-      </w:r>
-      <w:r>
-        <w:t>REDUCE_REASON_1_1</w:t>
-      </w:r>
-    </w:p>
-    <w:p>
-      <w:r>
-        <w:t>Why did you reduce the amount you drank?</w:t>
-      </w:r>
-      <w:r>
-        <w:t xml:space="preserve"> ~25k</w:t>
-      </w:r>
-    </w:p>
-    <w:p>
-      <w:r>
-        <w:t>ALCOHOL_CHG_REDUCE_REASON_</w:t>
-      </w:r>
-      <w:r>
-        <w:t>2</w:t>
-      </w:r>
-      <w:r>
-        <w:t>_</w:t>
-      </w:r>
-      <w:r>
-        <w:t>M</w:t>
-      </w:r>
-    </w:p>
-    <w:p>
-      <w:r>
-        <w:t>Which of the following, if any, do you think contributed to you reducing the amount you drank?</w:t>
-      </w:r>
-      <w:r>
-        <w:t xml:space="preserve"> ~1.2m</w:t>
+    </w:p>
+    <w:p>
+      <w:r>
+        <w:t>At what age did you complete your continuous full time education?</w:t>
+      </w:r>
+      <w:r>
+        <w:t xml:space="preserve"> &gt;1mil</w:t>
+      </w:r>
+    </w:p>
+    <w:p>
+      <w:r>
+        <w:t>EDU_QUAL_1_M</w:t>
+      </w:r>
+    </w:p>
+    <w:p>
+      <w:r>
+        <w:t>Which of the following qualifications do you have? &gt;2mil</w:t>
+      </w:r>
+    </w:p>
+    <w:p>
+      <w:r>
+        <w:t>HOUSING_INCOME_1_1</w:t>
+      </w:r>
+    </w:p>
+    <w:p>
+      <w:r>
+        <w:t>What is the average total income before tax received by your HOUSEHOLD?</w:t>
+      </w:r>
+      <w:r>
+        <w:t xml:space="preserve"> &gt;2mil</w:t>
+      </w:r>
+    </w:p>
+    <w:p>
+      <w:r>
+        <w:t>WORK_DISTANCE_1_1</w:t>
+      </w:r>
+    </w:p>
+    <w:p>
+      <w:r>
+        <w:t>About how many miles is it between your home and your work?</w:t>
+      </w:r>
+      <w:r>
+        <w:t xml:space="preserve"> &gt;1mil</w:t>
+      </w:r>
+    </w:p>
+    <w:p>
+      <w:r>
+        <w:t>WORK_MANUAL_LABOUR_1_1</w:t>
+      </w:r>
+    </w:p>
+    <w:p>
+      <w:r>
+        <w:t>Does your work involve heavy manual or physical work?</w:t>
+      </w:r>
+      <w:r>
+        <w:t xml:space="preserve"> &gt;1mil</w:t>
       </w:r>
     </w:p>
     <w:p>
       <w:bookmarkStart w:id="0" w:name="_GoBack"/>
       <w:bookmarkEnd w:id="0"/>
     </w:p>
+    <w:p/>
+    <w:p/>
     <w:p/>
     <w:p/>
     <w:p/>
